--- a/Estudio_Caso_Completo_UNI.docx
+++ b/Estudio_Caso_Completo_UNI.docx
@@ -233,25 +233,7 @@
           <w:szCs w:val="24"/>
           <w:lang w:eastAsia="es-ES"/>
         </w:rPr>
-        <w:t xml:space="preserve"> </w:t>
-      </w:r>
-      <w:proofErr w:type="spellStart"/>
-      <w:r>
-        <w:rPr>
-          <w:rFonts w:ascii="Times New Roman" w:eastAsia="Times New Roman" w:hAnsi="Times New Roman" w:cs="Times New Roman"/>
-          <w:szCs w:val="24"/>
-          <w:lang w:eastAsia="es-ES"/>
-        </w:rPr>
-        <w:t>académico</w:t>
-      </w:r>
-      <w:proofErr w:type="spellEnd"/>
-      <w:r>
-        <w:rPr>
-          <w:rFonts w:ascii="Times New Roman" w:eastAsia="Times New Roman" w:hAnsi="Times New Roman" w:cs="Times New Roman"/>
-          <w:szCs w:val="24"/>
-          <w:lang w:eastAsia="es-ES"/>
-        </w:rPr>
-        <w:t xml:space="preserve">. </w:t>
+        <w:t xml:space="preserve"> académico. </w:t>
       </w:r>
     </w:p>
     <w:p>
@@ -548,25 +530,7 @@
           <w:szCs w:val="24"/>
           <w:lang w:eastAsia="es-ES"/>
         </w:rPr>
-        <w:t xml:space="preserve"> </w:t>
-      </w:r>
-      <w:proofErr w:type="spellStart"/>
-      <w:r>
-        <w:rPr>
-          <w:rFonts w:ascii="Times New Roman" w:eastAsia="Times New Roman" w:hAnsi="Times New Roman" w:cs="Times New Roman"/>
-          <w:szCs w:val="24"/>
-          <w:lang w:eastAsia="es-ES"/>
-        </w:rPr>
-        <w:t>académicas</w:t>
-      </w:r>
-      <w:proofErr w:type="spellEnd"/>
-      <w:r>
-        <w:rPr>
-          <w:rFonts w:ascii="Times New Roman" w:eastAsia="Times New Roman" w:hAnsi="Times New Roman" w:cs="Times New Roman"/>
-          <w:szCs w:val="24"/>
-          <w:lang w:eastAsia="es-ES"/>
-        </w:rPr>
-        <w:t xml:space="preserve">. </w:t>
+        <w:t xml:space="preserve"> académicas. </w:t>
       </w:r>
     </w:p>
     <w:p>
@@ -779,25 +743,7 @@
           <w:szCs w:val="24"/>
           <w:lang w:eastAsia="es-ES"/>
         </w:rPr>
-        <w:t xml:space="preserve"> </w:t>
-      </w:r>
-      <w:proofErr w:type="spellStart"/>
-      <w:r>
-        <w:rPr>
-          <w:rFonts w:ascii="Times New Roman" w:eastAsia="Times New Roman" w:hAnsi="Times New Roman" w:cs="Times New Roman"/>
-          <w:szCs w:val="24"/>
-          <w:lang w:eastAsia="es-ES"/>
-        </w:rPr>
-        <w:t>estudiantil</w:t>
-      </w:r>
-      <w:proofErr w:type="spellEnd"/>
-      <w:r>
-        <w:rPr>
-          <w:rFonts w:ascii="Times New Roman" w:eastAsia="Times New Roman" w:hAnsi="Times New Roman" w:cs="Times New Roman"/>
-          <w:szCs w:val="24"/>
-          <w:lang w:eastAsia="es-ES"/>
-        </w:rPr>
-        <w:t xml:space="preserve">. </w:t>
+        <w:t xml:space="preserve"> estudiantil. </w:t>
       </w:r>
     </w:p>
     <w:p>
@@ -1067,25 +1013,7 @@
           <w:szCs w:val="24"/>
           <w:lang w:eastAsia="es-ES"/>
         </w:rPr>
-        <w:t xml:space="preserve"> </w:t>
-      </w:r>
-      <w:proofErr w:type="spellStart"/>
-      <w:r>
-        <w:rPr>
-          <w:rFonts w:ascii="Times New Roman" w:eastAsia="Times New Roman" w:hAnsi="Times New Roman" w:cs="Times New Roman"/>
-          <w:szCs w:val="24"/>
-          <w:lang w:eastAsia="es-ES"/>
-        </w:rPr>
-        <w:t>estudiantil</w:t>
-      </w:r>
-      <w:proofErr w:type="spellEnd"/>
-      <w:r>
-        <w:rPr>
-          <w:rFonts w:ascii="Times New Roman" w:eastAsia="Times New Roman" w:hAnsi="Times New Roman" w:cs="Times New Roman"/>
-          <w:szCs w:val="24"/>
-          <w:lang w:eastAsia="es-ES"/>
-        </w:rPr>
-        <w:t xml:space="preserve">. </w:t>
+        <w:t xml:space="preserve"> estudiantil. </w:t>
       </w:r>
     </w:p>
     <w:p>
@@ -1546,22 +1474,13 @@
       </w:r>
       <w:r>
         <w:br/>
-        <w:t>H3: El bajo uso de plataformas virtuales influye negativamente en el rendimiento académico.</w:t>
+        <w:t>H3: El bajo uso de plataformas virtuales influye negativament</w:t>
+      </w:r>
+      <w:r>
+        <w:t>e en el rendimiento académico.</w:t>
       </w:r>
       <w:r>
         <w:br/>
-      </w:r>
-      <w:r>
-        <w:br/>
-      </w:r>
-      <w:r>
-        <w:rPr>
-          <w:rStyle w:val="Textoennegrita"/>
-        </w:rPr>
-        <w:t>H4:</w:t>
-      </w:r>
-      <w:r>
-        <w:t xml:space="preserve"> Un balance adecuado entre carga académica y tiempo personal disminuye los niveles de estrés y reduce la deserción.</w:t>
       </w:r>
     </w:p>
     <w:p>
@@ -1572,56 +1491,75 @@
         <w:rPr>
           <w:rStyle w:val="Textoennegrita"/>
         </w:rPr>
+        <w:t>H4</w:t>
+      </w:r>
+      <w:r>
+        <w:rPr>
+          <w:rStyle w:val="Textoennegrita"/>
+        </w:rPr>
+        <w:t>:</w:t>
+      </w:r>
+      <w:r>
+        <w:t xml:space="preserve"> El acompañamiento psicológico y emocional influye positivamente en el desempeño académico de los estudiantes.</w:t>
+      </w:r>
+      <w:r>
+        <w:br/>
+      </w:r>
+      <w:r>
         <w:lastRenderedPageBreak/>
-        <w:t>H5:</w:t>
-      </w:r>
-      <w:r>
-        <w:t xml:space="preserve"> El acompañamiento psicológico y emocional influye positivamente en el desempeño académico de los estudiantes.</w:t>
+        <w:t>H5</w:t>
+      </w:r>
+      <w:r>
+        <w:t>: La detección temprana de</w:t>
+      </w:r>
+      <w:r>
+        <w:t xml:space="preserve"> riesgo en</w:t>
+      </w:r>
+      <w:r>
+        <w:t xml:space="preserve"> estudiantes en riesgo académico mejora la retención estudiantil.</w:t>
       </w:r>
       <w:r>
         <w:br/>
       </w:r>
       <w:r>
         <w:br/>
-        <w:t>H6: La detección temprana de</w:t>
-      </w:r>
-      <w:r>
-        <w:t xml:space="preserve"> riesgo en</w:t>
-      </w:r>
-      <w:r>
-        <w:t xml:space="preserve"> estudiantes en riesgo académico mejora la retención estudiantil.</w:t>
-      </w:r>
-      <w:r>
-        <w:br/>
-      </w:r>
-      <w:r>
-        <w:br/>
-      </w:r>
-      <w:r>
-        <w:rPr>
-          <w:rStyle w:val="Textoennegrita"/>
-        </w:rPr>
-        <w:t>H7:</w:t>
-      </w:r>
-      <w:r>
-        <w:t xml:space="preserve"> La integración de datos académicos en un sistema centralizado incrementa la eficiencia institucional en la toma de decisiones.</w:t>
+      </w:r>
+      <w:bookmarkStart w:id="0" w:name="_GoBack"/>
+      <w:bookmarkEnd w:id="0"/>
+    </w:p>
+    <w:p>
+      <w:pPr>
+        <w:pStyle w:val="NormalWeb"/>
+        <w:rPr>
+          <w:b/>
+          <w:color w:val="1F497D" w:themeColor="text2"/>
+        </w:rPr>
+      </w:pPr>
+      <w:r>
+        <w:rPr>
+          <w:color w:val="1F497D" w:themeColor="text2"/>
+          <w:sz w:val="32"/>
+          <w:szCs w:val="32"/>
+        </w:rPr>
+        <w:t>Variables</w:t>
       </w:r>
     </w:p>
     <w:tbl>
       <w:tblPr>
         <w:tblStyle w:val="Tablaconcuadrcula"/>
         <w:tblW w:w="0" w:type="auto"/>
+        <w:tblInd w:w="-885" w:type="dxa"/>
         <w:tblLook w:val="04A0" w:firstRow="1" w:lastRow="0" w:firstColumn="1" w:lastColumn="0" w:noHBand="0" w:noVBand="1"/>
       </w:tblPr>
       <w:tblGrid>
-        <w:gridCol w:w="2876"/>
+        <w:gridCol w:w="3761"/>
         <w:gridCol w:w="2877"/>
         <w:gridCol w:w="2877"/>
       </w:tblGrid>
       <w:tr>
         <w:tc>
           <w:tcPr>
-            <w:tcW w:w="2876" w:type="dxa"/>
+            <w:tcW w:w="3761" w:type="dxa"/>
             <w:vAlign w:val="center"/>
           </w:tcPr>
           <w:p>
@@ -1632,7 +1570,6 @@
                 <w:bCs/>
               </w:rPr>
             </w:pPr>
-            <w:proofErr w:type="spellStart"/>
             <w:r>
               <w:rPr>
                 <w:b/>
@@ -1640,7 +1577,6 @@
               </w:rPr>
               <w:t>Hipótesis</w:t>
             </w:r>
-            <w:proofErr w:type="spellEnd"/>
           </w:p>
         </w:tc>
         <w:tc>
@@ -1661,17 +1597,8 @@
                 <w:b/>
                 <w:bCs/>
               </w:rPr>
-              <w:t xml:space="preserve">Variables </w:t>
+              <w:t>Variables Independientes</w:t>
             </w:r>
-            <w:proofErr w:type="spellStart"/>
-            <w:r>
-              <w:rPr>
-                <w:b/>
-                <w:bCs/>
-              </w:rPr>
-              <w:t>Independientes</w:t>
-            </w:r>
-            <w:proofErr w:type="spellEnd"/>
           </w:p>
         </w:tc>
         <w:tc>
@@ -1692,24 +1619,15 @@
                 <w:b/>
                 <w:bCs/>
               </w:rPr>
-              <w:t xml:space="preserve">Variables </w:t>
+              <w:t>Variables Dependientes</w:t>
             </w:r>
-            <w:proofErr w:type="spellStart"/>
-            <w:r>
-              <w:rPr>
-                <w:b/>
-                <w:bCs/>
-              </w:rPr>
-              <w:t>Dependientes</w:t>
-            </w:r>
-            <w:proofErr w:type="spellEnd"/>
           </w:p>
         </w:tc>
       </w:tr>
       <w:tr>
         <w:tc>
           <w:tcPr>
-            <w:tcW w:w="2876" w:type="dxa"/>
+            <w:tcW w:w="3761" w:type="dxa"/>
             <w:vAlign w:val="center"/>
           </w:tcPr>
           <w:p>
@@ -1732,19 +1650,9 @@
             <w:vAlign w:val="center"/>
           </w:tcPr>
           <w:p>
-            <w:proofErr w:type="spellStart"/>
             <w:r>
-              <w:t>Hábitos</w:t>
+              <w:t>Hábitos de estudio</w:t>
             </w:r>
-            <w:proofErr w:type="spellEnd"/>
-            <w:r>
-              <w:t xml:space="preserve"> de </w:t>
-            </w:r>
-            <w:proofErr w:type="spellStart"/>
-            <w:r>
-              <w:t>estudio</w:t>
-            </w:r>
-            <w:proofErr w:type="spellEnd"/>
           </w:p>
         </w:tc>
         <w:tc>
@@ -1753,26 +1661,16 @@
             <w:vAlign w:val="center"/>
           </w:tcPr>
           <w:p>
-            <w:proofErr w:type="spellStart"/>
             <w:r>
-              <w:t>Desempeño</w:t>
+              <w:t>Desempeño académico</w:t>
             </w:r>
-            <w:proofErr w:type="spellEnd"/>
-            <w:r>
-              <w:t xml:space="preserve"> </w:t>
-            </w:r>
-            <w:proofErr w:type="spellStart"/>
-            <w:r>
-              <w:t>académico</w:t>
-            </w:r>
-            <w:proofErr w:type="spellEnd"/>
           </w:p>
         </w:tc>
       </w:tr>
       <w:tr>
         <w:tc>
           <w:tcPr>
-            <w:tcW w:w="2876" w:type="dxa"/>
+            <w:tcW w:w="3761" w:type="dxa"/>
             <w:vAlign w:val="center"/>
           </w:tcPr>
           <w:p>
@@ -1795,19 +1693,9 @@
             <w:vAlign w:val="center"/>
           </w:tcPr>
           <w:p>
-            <w:proofErr w:type="spellStart"/>
             <w:r>
-              <w:t>Actividades</w:t>
+              <w:t>Actividades extracurriculares</w:t>
             </w:r>
-            <w:proofErr w:type="spellEnd"/>
-            <w:r>
-              <w:t xml:space="preserve"> </w:t>
-            </w:r>
-            <w:proofErr w:type="spellStart"/>
-            <w:r>
-              <w:t>extracurriculares</w:t>
-            </w:r>
-            <w:proofErr w:type="spellEnd"/>
           </w:p>
         </w:tc>
         <w:tc>
@@ -1816,34 +1704,16 @@
             <w:vAlign w:val="center"/>
           </w:tcPr>
           <w:p>
-            <w:proofErr w:type="spellStart"/>
             <w:r>
-              <w:t>Retención</w:t>
+              <w:t>Retención / permanencia estudiantil</w:t>
             </w:r>
-            <w:proofErr w:type="spellEnd"/>
-            <w:r>
-              <w:t xml:space="preserve"> / </w:t>
-            </w:r>
-            <w:proofErr w:type="spellStart"/>
-            <w:r>
-              <w:t>permanencia</w:t>
-            </w:r>
-            <w:proofErr w:type="spellEnd"/>
-            <w:r>
-              <w:t xml:space="preserve"> </w:t>
-            </w:r>
-            <w:proofErr w:type="spellStart"/>
-            <w:r>
-              <w:t>estudiantil</w:t>
-            </w:r>
-            <w:proofErr w:type="spellEnd"/>
           </w:p>
         </w:tc>
       </w:tr>
       <w:tr>
         <w:tc>
           <w:tcPr>
-            <w:tcW w:w="2876" w:type="dxa"/>
+            <w:tcW w:w="3761" w:type="dxa"/>
             <w:vAlign w:val="center"/>
           </w:tcPr>
           <w:p>
@@ -1866,27 +1736,9 @@
             <w:vAlign w:val="center"/>
           </w:tcPr>
           <w:p>
-            <w:proofErr w:type="spellStart"/>
             <w:r>
-              <w:t>Acceso</w:t>
+              <w:t>Acceso a recursos tecnológicos</w:t>
             </w:r>
-            <w:proofErr w:type="spellEnd"/>
-            <w:r>
-              <w:t xml:space="preserve"> a </w:t>
-            </w:r>
-            <w:proofErr w:type="spellStart"/>
-            <w:r>
-              <w:t>recursos</w:t>
-            </w:r>
-            <w:proofErr w:type="spellEnd"/>
-            <w:r>
-              <w:t xml:space="preserve"> </w:t>
-            </w:r>
-            <w:proofErr w:type="spellStart"/>
-            <w:r>
-              <w:t>tecnológicos</w:t>
-            </w:r>
-            <w:proofErr w:type="spellEnd"/>
           </w:p>
         </w:tc>
         <w:tc>
@@ -1895,26 +1747,16 @@
             <w:vAlign w:val="center"/>
           </w:tcPr>
           <w:p>
-            <w:proofErr w:type="spellStart"/>
             <w:r>
-              <w:t>Rendimiento</w:t>
+              <w:t>Rendimiento académico</w:t>
             </w:r>
-            <w:proofErr w:type="spellEnd"/>
-            <w:r>
-              <w:t xml:space="preserve"> </w:t>
-            </w:r>
-            <w:proofErr w:type="spellStart"/>
-            <w:r>
-              <w:t>académico</w:t>
-            </w:r>
-            <w:proofErr w:type="spellEnd"/>
           </w:p>
         </w:tc>
       </w:tr>
       <w:tr>
         <w:tc>
           <w:tcPr>
-            <w:tcW w:w="2876" w:type="dxa"/>
+            <w:tcW w:w="3761" w:type="dxa"/>
             <w:vAlign w:val="center"/>
           </w:tcPr>
           <w:p>
@@ -1927,7 +1769,13 @@
               <w:rPr>
                 <w:lang w:val="es-ES"/>
               </w:rPr>
-              <w:t>H4: Un balance adecuado entre carga académica y tiempo personal disminuye los niveles de estrés y reduce la deserción.</w:t>
+              <w:t>H4</w:t>
+            </w:r>
+            <w:r>
+              <w:rPr>
+                <w:lang w:val="es-ES"/>
+              </w:rPr>
+              <w:t>: El acompañamiento psicológico y emocional influye positivamente en el desempeño académico de los estudiantes.</w:t>
             </w:r>
           </w:p>
         </w:tc>
@@ -1937,21 +1785,8 @@
             <w:vAlign w:val="center"/>
           </w:tcPr>
           <w:p>
-            <w:proofErr w:type="spellStart"/>
             <w:r>
-              <w:t>Equilibrio</w:t>
-            </w:r>
-            <w:proofErr w:type="spellEnd"/>
-            <w:r>
-              <w:t xml:space="preserve"> </w:t>
-            </w:r>
-            <w:proofErr w:type="spellStart"/>
-            <w:r>
-              <w:t>académico</w:t>
-            </w:r>
-            <w:proofErr w:type="spellEnd"/>
-            <w:r>
-              <w:t>-personal</w:t>
+              <w:t>Apoyo psicológico y emocional</w:t>
             </w:r>
           </w:p>
         </w:tc>
@@ -1961,26 +1796,19 @@
             <w:vAlign w:val="center"/>
           </w:tcPr>
           <w:p>
-            <w:proofErr w:type="spellStart"/>
             <w:r>
-              <w:t>Riesgo</w:t>
+              <w:t>Desempeño académico</w:t>
             </w:r>
-            <w:proofErr w:type="spellEnd"/>
-            <w:r>
-              <w:t xml:space="preserve"> de </w:t>
-            </w:r>
-            <w:proofErr w:type="spellStart"/>
-            <w:r>
-              <w:t>deserción</w:t>
-            </w:r>
-            <w:proofErr w:type="spellEnd"/>
           </w:p>
         </w:tc>
       </w:tr>
       <w:tr>
+        <w:trPr>
+          <w:trHeight w:val="1620"/>
+        </w:trPr>
         <w:tc>
           <w:tcPr>
-            <w:tcW w:w="2876" w:type="dxa"/>
+            <w:tcW w:w="3761" w:type="dxa"/>
             <w:vAlign w:val="center"/>
           </w:tcPr>
           <w:p>
@@ -1993,7 +1821,13 @@
               <w:rPr>
                 <w:lang w:val="es-ES"/>
               </w:rPr>
-              <w:t>H5: El acompañamiento psicológico y emocional influye positivamente en el desempeño académico de los estudiantes.</w:t>
+              <w:t>H5</w:t>
+            </w:r>
+            <w:r>
+              <w:rPr>
+                <w:lang w:val="es-ES"/>
+              </w:rPr>
+              <w:t>: La implementación de sistemas de alerta temprana automatizados reduce significativamente el abandono en los primeros semestres.</w:t>
             </w:r>
           </w:p>
         </w:tc>
@@ -2003,101 +1837,9 @@
             <w:vAlign w:val="center"/>
           </w:tcPr>
           <w:p>
-            <w:proofErr w:type="spellStart"/>
             <w:r>
-              <w:t>Apoyo</w:t>
+              <w:t>Sistemas de alerta temprana</w:t>
             </w:r>
-            <w:proofErr w:type="spellEnd"/>
-            <w:r>
-              <w:t xml:space="preserve"> </w:t>
-            </w:r>
-            <w:proofErr w:type="spellStart"/>
-            <w:r>
-              <w:t>psicológico</w:t>
-            </w:r>
-            <w:proofErr w:type="spellEnd"/>
-            <w:r>
-              <w:t xml:space="preserve"> y </w:t>
-            </w:r>
-            <w:proofErr w:type="spellStart"/>
-            <w:r>
-              <w:t>emocional</w:t>
-            </w:r>
-            <w:proofErr w:type="spellEnd"/>
-          </w:p>
-        </w:tc>
-        <w:tc>
-          <w:tcPr>
-            <w:tcW w:w="2877" w:type="dxa"/>
-            <w:vAlign w:val="center"/>
-          </w:tcPr>
-          <w:p>
-            <w:proofErr w:type="spellStart"/>
-            <w:r>
-              <w:t>Desempeño</w:t>
-            </w:r>
-            <w:proofErr w:type="spellEnd"/>
-            <w:r>
-              <w:t xml:space="preserve"> </w:t>
-            </w:r>
-            <w:proofErr w:type="spellStart"/>
-            <w:r>
-              <w:t>académico</w:t>
-            </w:r>
-            <w:proofErr w:type="spellEnd"/>
-          </w:p>
-        </w:tc>
-      </w:tr>
-      <w:tr>
-        <w:trPr>
-          <w:trHeight w:val="1620"/>
-        </w:trPr>
-        <w:tc>
-          <w:tcPr>
-            <w:tcW w:w="2876" w:type="dxa"/>
-            <w:vAlign w:val="center"/>
-          </w:tcPr>
-          <w:p>
-            <w:pPr>
-              <w:rPr>
-                <w:lang w:val="es-ES"/>
-              </w:rPr>
-            </w:pPr>
-            <w:r>
-              <w:rPr>
-                <w:lang w:val="es-ES"/>
-              </w:rPr>
-              <w:t>H6: La implementación de sistemas de alerta temprana automatizados reduce significativamente el abandono en los primeros semestres.</w:t>
-            </w:r>
-          </w:p>
-        </w:tc>
-        <w:tc>
-          <w:tcPr>
-            <w:tcW w:w="2877" w:type="dxa"/>
-            <w:vAlign w:val="center"/>
-          </w:tcPr>
-          <w:p>
-            <w:proofErr w:type="spellStart"/>
-            <w:r>
-              <w:t>Sistemas</w:t>
-            </w:r>
-            <w:proofErr w:type="spellEnd"/>
-            <w:r>
-              <w:t xml:space="preserve"> de </w:t>
-            </w:r>
-            <w:proofErr w:type="spellStart"/>
-            <w:r>
-              <w:t>alerta</w:t>
-            </w:r>
-            <w:proofErr w:type="spellEnd"/>
-            <w:r>
-              <w:t xml:space="preserve"> </w:t>
-            </w:r>
-            <w:proofErr w:type="spellStart"/>
-            <w:r>
-              <w:t>temprana</w:t>
-            </w:r>
-            <w:proofErr w:type="spellEnd"/>
           </w:p>
         </w:tc>
         <w:tc>
@@ -2111,101 +1853,9 @@
                 <w:u w:val="single"/>
               </w:rPr>
             </w:pPr>
-            <w:proofErr w:type="spellStart"/>
             <w:r>
-              <w:t>Retención</w:t>
+              <w:t>Retención estudiantil</w:t>
             </w:r>
-            <w:proofErr w:type="spellEnd"/>
-            <w:r>
-              <w:t xml:space="preserve"> </w:t>
-            </w:r>
-            <w:proofErr w:type="spellStart"/>
-            <w:r>
-              <w:t>estudiantil</w:t>
-            </w:r>
-            <w:bookmarkStart w:id="0" w:name="_GoBack"/>
-            <w:bookmarkEnd w:id="0"/>
-            <w:proofErr w:type="spellEnd"/>
-          </w:p>
-        </w:tc>
-      </w:tr>
-      <w:tr>
-        <w:tc>
-          <w:tcPr>
-            <w:tcW w:w="2876" w:type="dxa"/>
-            <w:vAlign w:val="center"/>
-          </w:tcPr>
-          <w:p>
-            <w:pPr>
-              <w:rPr>
-                <w:lang w:val="es-ES"/>
-              </w:rPr>
-            </w:pPr>
-            <w:r>
-              <w:rPr>
-                <w:lang w:val="es-ES"/>
-              </w:rPr>
-              <w:lastRenderedPageBreak/>
-              <w:t>H7: La integración de datos académicos en un sistema centralizado incrementa la eficiencia institucional en la toma de decisiones.</w:t>
-            </w:r>
-          </w:p>
-        </w:tc>
-        <w:tc>
-          <w:tcPr>
-            <w:tcW w:w="2877" w:type="dxa"/>
-            <w:vAlign w:val="center"/>
-          </w:tcPr>
-          <w:p>
-            <w:proofErr w:type="spellStart"/>
-            <w:r>
-              <w:t>Integración</w:t>
-            </w:r>
-            <w:proofErr w:type="spellEnd"/>
-            <w:r>
-              <w:t xml:space="preserve"> de </w:t>
-            </w:r>
-            <w:proofErr w:type="spellStart"/>
-            <w:r>
-              <w:t>datos</w:t>
-            </w:r>
-            <w:proofErr w:type="spellEnd"/>
-            <w:r>
-              <w:t xml:space="preserve"> </w:t>
-            </w:r>
-            <w:proofErr w:type="spellStart"/>
-            <w:r>
-              <w:t>académicos</w:t>
-            </w:r>
-            <w:proofErr w:type="spellEnd"/>
-          </w:p>
-        </w:tc>
-        <w:tc>
-          <w:tcPr>
-            <w:tcW w:w="2877" w:type="dxa"/>
-            <w:vAlign w:val="center"/>
-          </w:tcPr>
-          <w:p>
-            <w:proofErr w:type="spellStart"/>
-            <w:r>
-              <w:t>Toma</w:t>
-            </w:r>
-            <w:proofErr w:type="spellEnd"/>
-            <w:r>
-              <w:t xml:space="preserve"> de </w:t>
-            </w:r>
-            <w:proofErr w:type="spellStart"/>
-            <w:r>
-              <w:t>decisiones</w:t>
-            </w:r>
-            <w:proofErr w:type="spellEnd"/>
-            <w:r>
-              <w:t xml:space="preserve"> </w:t>
-            </w:r>
-            <w:proofErr w:type="spellStart"/>
-            <w:r>
-              <w:t>académicas</w:t>
-            </w:r>
-            <w:proofErr w:type="spellEnd"/>
           </w:p>
         </w:tc>
       </w:tr>
@@ -2235,21 +1885,7 @@
         <w:rPr>
           <w:lang w:val="es-ES"/>
         </w:rPr>
-        <w:t xml:space="preserve">8. </w:t>
-      </w:r>
-      <w:proofErr w:type="spellStart"/>
-      <w:r>
-        <w:rPr>
-          <w:lang w:val="es-ES"/>
-        </w:rPr>
-        <w:t>Operacionalización</w:t>
-      </w:r>
-      <w:proofErr w:type="spellEnd"/>
-      <w:r>
-        <w:rPr>
-          <w:lang w:val="es-ES"/>
-        </w:rPr>
-        <w:t xml:space="preserve"> de Variables</w:t>
+        <w:t>8. Operacionalización de Variables</w:t>
       </w:r>
     </w:p>
     <w:p>
@@ -2311,6 +1947,7 @@
         <w:rPr>
           <w:lang w:val="es-ES"/>
         </w:rPr>
+        <w:lastRenderedPageBreak/>
         <w:t>9. Tipos de Prueba Estadística</w:t>
       </w:r>
     </w:p>
@@ -2324,23 +1961,33 @@
         <w:rPr>
           <w:lang w:val="es-ES"/>
         </w:rPr>
-        <w:t>H1 → Correlación de Pearson.</w:t>
+        <w:t>H1 → Correlació</w:t>
       </w:r>
       <w:r>
         <w:rPr>
           <w:lang w:val="es-ES"/>
         </w:rPr>
+        <w:t>n de Pearson.</w:t>
+      </w:r>
+      <w:r>
+        <w:rPr>
+          <w:lang w:val="es-ES"/>
+        </w:rPr>
         <w:br/>
-        <w:t xml:space="preserve">H2 → Prueba T de </w:t>
-      </w:r>
-      <w:proofErr w:type="spellStart"/>
+        <w:t>H2 → Prueba T de Es</w:t>
+      </w:r>
       <w:r>
         <w:rPr>
           <w:lang w:val="es-ES"/>
         </w:rPr>
-        <w:t>Student</w:t>
-      </w:r>
-      <w:proofErr w:type="spellEnd"/>
+        <w:t>tud</w:t>
+      </w:r>
+      <w:r>
+        <w:rPr>
+          <w:lang w:val="es-ES"/>
+        </w:rPr>
+        <w:t>iante</w:t>
+      </w:r>
       <w:r>
         <w:rPr>
           <w:lang w:val="es-ES"/>
@@ -2532,7 +2179,6 @@
         <w:rPr>
           <w:lang w:val="es-ES"/>
         </w:rPr>
-        <w:lastRenderedPageBreak/>
         <w:t>11. Modelo de Datos</w:t>
       </w:r>
     </w:p>
@@ -2762,6 +2408,12 @@
           <w:lang w:val="es-ES"/>
         </w:rPr>
         <w:br/>
+      </w:r>
+      <w:r>
+        <w:rPr>
+          <w:lang w:val="es-ES"/>
+        </w:rPr>
+        <w:lastRenderedPageBreak/>
         <w:t>• Optimización de tutorías.</w:t>
       </w:r>
       <w:r>
@@ -15505,7 +15157,7 @@
 </file>
 
 <file path=customXml/itemProps1.xml><?xml version="1.0" encoding="utf-8"?>
-<ds:datastoreItem xmlns:ds="http://schemas.openxmlformats.org/officeDocument/2006/customXml" ds:itemID="{0BD431B1-10FE-4010-BF77-648E9BC36F96}">
+<ds:datastoreItem xmlns:ds="http://schemas.openxmlformats.org/officeDocument/2006/customXml" ds:itemID="{C784D58D-A9BB-4D4E-A95D-4AF6C4EE5225}">
   <ds:schemaRefs>
     <ds:schemaRef ds:uri="http://schemas.openxmlformats.org/officeDocument/2006/bibliography"/>
   </ds:schemaRefs>
